--- a/patent-drafts/最终专利方案.docx
+++ b/patent-drafts/最终专利方案.docx
@@ -232,7 +232,7 @@
           <w:rFonts w:ascii="微软雅黑" w:hAnsi="微软雅黑" w:eastAsia="微软雅黑"/>
           <w:b w:val="0"/>
         </w:rPr>
-        <w:t xml:space="preserve">）。网页看 </w:t>
+        <w:t xml:space="preserve">）。网页看 https://company-knowledge-base-nine.vercel.app/patents （本机 </w:t>
       </w:r>
       <w:r>
         <w:rPr>
@@ -246,7 +246,7 @@
           <w:rFonts w:ascii="微软雅黑" w:hAnsi="微软雅黑" w:eastAsia="微软雅黑"/>
           <w:b w:val="0"/>
         </w:rPr>
-        <w:t>。</w:t>
+        <w:t>）。</w:t>
       </w:r>
     </w:p>
     <w:p>

--- a/patent-drafts/最终专利方案.docx
+++ b/patent-drafts/最终专利方案.docx
@@ -11,9 +11,69 @@
           <w:rFonts w:ascii="微软雅黑" w:hAnsi="微软雅黑" w:eastAsia="微软雅黑"/>
           <w:b w:val="0"/>
         </w:rPr>
-        <w:t>最终专利方案（给专家选，不是结案）</w:t>
+        <w:t>最终专利方案（档案）</w:t>
       </w:r>
     </w:p>
+    <w:p>
+      <w:pPr>
+        <w:ind w:left="360"/>
+      </w:pPr>
+      <w:r>
+        <w:rPr>
+          <w:rFonts w:ascii="微软雅黑" w:hAnsi="微软雅黑" w:eastAsia="微软雅黑"/>
+          <w:b w:val="0"/>
+          <w:color w:val="555555"/>
+        </w:rPr>
+        <w:t>给人看的</w:t>
+      </w:r>
+      <w:r>
+        <w:rPr>
+          <w:rFonts w:ascii="微软雅黑" w:hAnsi="微软雅黑" w:eastAsia="微软雅黑"/>
+          <w:b/>
+          <w:color w:val="555555"/>
+        </w:rPr>
+        <w:t>有效方案</w:t>
+      </w:r>
+      <w:r>
+        <w:rPr>
+          <w:rFonts w:ascii="微软雅黑" w:hAnsi="微软雅黑" w:eastAsia="微软雅黑"/>
+          <w:b w:val="0"/>
+          <w:color w:val="555555"/>
+        </w:rPr>
+        <w:t>已经换成：[</w:t>
+      </w:r>
+      <w:r>
+        <w:rPr>
+          <w:rFonts w:ascii="微软雅黑" w:hAnsi="微软雅黑" w:eastAsia="微软雅黑"/>
+          <w:color w:val="555555"/>
+        </w:rPr>
+        <w:t>有效技术方案.md</w:t>
+      </w:r>
+      <w:r>
+        <w:rPr>
+          <w:rFonts w:ascii="微软雅黑" w:hAnsi="微软雅黑" w:eastAsia="微软雅黑"/>
+          <w:b w:val="0"/>
+          <w:color w:val="555555"/>
+        </w:rPr>
+        <w:t>](./有效技术方案.md)（Word：</w:t>
+      </w:r>
+      <w:r>
+        <w:rPr>
+          <w:rFonts w:ascii="微软雅黑" w:hAnsi="微软雅黑" w:eastAsia="微软雅黑"/>
+          <w:color w:val="555555"/>
+        </w:rPr>
+        <w:t>有效技术方案.docx</w:t>
+      </w:r>
+      <w:r>
+        <w:rPr>
+          <w:rFonts w:ascii="微软雅黑" w:hAnsi="微软雅黑" w:eastAsia="微软雅黑"/>
+          <w:b w:val="0"/>
+          <w:color w:val="555555"/>
+        </w:rPr>
+        <w:t>）。 本文件保留作过闸档案，不再当总菜单。</w:t>
+      </w:r>
+    </w:p>
+    <w:p/>
     <w:p>
       <w:pPr>
         <w:ind w:left="360"/>
